--- a/Public/content/files/Website Improvement.docx
+++ b/Public/content/files/Website Improvement.docx
@@ -17,19 +17,14 @@
       </w:r>
       <w:r>
         <w:br/>
-        <w:t>added a Meta Name</w:t>
-      </w:r>
-      <w:proofErr w:type="gramStart"/>
-      <w:r>
-        <w:t>=”description</w:t>
-      </w:r>
-      <w:proofErr w:type="gramEnd"/>
-      <w:r>
-        <w:t>” to each page, counting this as 1 change</w:t>
+        <w:t>added a Meta Name=”description” to each page, counting this as 1 change</w:t>
       </w:r>
     </w:p>
     <w:p>
       <w:r>
+        <w:rPr>
+          <w:noProof/>
+        </w:rPr>
         <w:drawing>
           <wp:inline distT="0" distB="0" distL="0" distR="0" wp14:anchorId="0D16C7BD" wp14:editId="7FC3C9E6">
             <wp:extent cx="5943600" cy="6654800"/>
@@ -71,15 +66,7 @@
       </w:r>
       <w:r>
         <w:br/>
-        <w:t xml:space="preserve">replaced </w:t>
-      </w:r>
-      <w:proofErr w:type="spellStart"/>
-      <w:r>
-        <w:t>ann</w:t>
-      </w:r>
-      <w:proofErr w:type="spellEnd"/>
-      <w:r>
-        <w:t xml:space="preserve"> frank screen shot with a jpg version to save load time</w:t>
+        <w:t>replaced ann frank screen shot with a jpg version to save load time</w:t>
       </w:r>
       <w:r>
         <w:t xml:space="preserve"> and memory</w:t>
@@ -87,6 +74,9 @@
     </w:p>
     <w:p>
       <w:r>
+        <w:rPr>
+          <w:noProof/>
+        </w:rPr>
         <w:lastRenderedPageBreak/>
         <w:drawing>
           <wp:inline distT="0" distB="0" distL="0" distR="0" wp14:anchorId="3FD073B8" wp14:editId="531EE8E7">
@@ -127,19 +117,14 @@
     </w:p>
     <w:p>
       <w:r>
-        <w:t xml:space="preserve">Did a scrub of </w:t>
-      </w:r>
-      <w:proofErr w:type="spellStart"/>
-      <w:r>
-        <w:t>Css</w:t>
-      </w:r>
-      <w:proofErr w:type="spellEnd"/>
-      <w:r>
-        <w:t xml:space="preserve"> doc to remove any unused classes or changes.</w:t>
+        <w:t>Did a scrub of Css doc to remove any unused classes or changes.</w:t>
       </w:r>
     </w:p>
     <w:p>
       <w:r>
+        <w:rPr>
+          <w:noProof/>
+        </w:rPr>
         <w:drawing>
           <wp:inline distT="0" distB="0" distL="0" distR="0" wp14:anchorId="6F9B6E16" wp14:editId="506C12F2">
             <wp:extent cx="5943600" cy="3497580"/>
@@ -178,7 +163,11 @@
       </w:r>
     </w:p>
     <w:p/>
-    <w:p/>
+    <w:p>
+      <w:r>
+        <w:t>Attempted cache improvement, its suggested mp4 over gif. That was a royal mess.</w:t>
+      </w:r>
+    </w:p>
     <w:p/>
     <w:sectPr>
       <w:pgSz w:w="12240" w:h="15840"/>
